--- a/CV_JACABA.docx
+++ b/CV_JACABA.docx
@@ -660,6 +660,33 @@
         </w:rPr>
         <w:t>Portfolio:</w:t>
       </w:r>
+      <w:r>
+        <w:rPr>
+          <w:rFonts w:ascii="Arial" w:hAnsi="Arial" w:cs="Arial"/>
+          <w:b/>
+          <w:bCs/>
+        </w:rPr>
+        <w:t xml:space="preserve"> </w:t>
+      </w:r>
+      <w:hyperlink r:id="rId8" w:history="1">
+        <w:r>
+          <w:rPr>
+            <w:rStyle w:val="Hyperlink"/>
+            <w:rFonts w:ascii="Arial" w:hAnsi="Arial" w:cs="Arial"/>
+            <w:b/>
+            <w:bCs/>
+          </w:rPr>
+          <w:t>https://chezziiiiiii.github.io/portfolio-jacaba/</w:t>
+        </w:r>
+      </w:hyperlink>
+    </w:p>
+    <w:p>
+      <w:pPr>
+        <w:spacing w:after="0" w:line="240" w:lineRule="auto"/>
+        <w:rPr>
+          <w:rFonts w:ascii="Arial" w:hAnsi="Arial" w:cs="Arial"/>
+        </w:rPr>
+      </w:pPr>
     </w:p>
     <w:p>
       <w:pPr>
